--- a/FINAL_paper2_en.docx
+++ b/FINAL_paper2_en.docx
@@ -3325,7 +3325,7 @@
         <w:rPr>
           <w:b w:val="0"/>
         </w:rPr>
-        <w:t>Participation is voluntary, anonymous and based on informed consent; no names of individuals or organizations are collected; data are stored on an encrypted drive for five years, and the study was approved by [committee, approval code]. Generative AI tools were used only for language editing, and the authors verified all content and references.</w:t>
+        <w:t>Participation is voluntary, anonymous and based on informed consent; no names of individuals or organizations are collected; data are stored on an encrypted drive for five years. The study is an independent research article and was not submitted to an institutional ethics committee; we applied the usual protections for survey research with professionals: informed consent on the first page of the questionnaire, voluntary participation, confidentiality, secure storage and no collection of sensitive personal data. Generative AI tools were used only for language editing, and the authors verified all content and references.</w:t>
       </w:r>
     </w:p>
     <w:p>
